--- a/Votes/AIsummaries/vote_summaries_may2024.docx
+++ b/Votes/AIsummaries/vote_summaries_may2024.docx
@@ -46,6 +46,22 @@
           <w:szCs w:val="20"/>
         </w:rPr>
         <w:t>Held in person at Brookline High School Auditorium over three nights: May 28–30, 2024</w:t>
+      </w:r>
+    </w:p>
+    <w:p>
+      <w:pPr>
+        <w:spacing w:after="200"/>
+        <w:jc w:val="center"/>
+      </w:pPr>
+      <w:r>
+        <w:rPr>
+          <w:b/>
+          <w:bCs/>
+          <w:color w:val="C00000"/>
+          <w:sz w:val="20"/>
+          <w:szCs w:val="20"/>
+        </w:rPr>
+        <w:t>AI-generated content may be inaccurate, biased, or out of date. Please verify important information.</w:t>
       </w:r>
     </w:p>
     <w:p>
